--- a/tillsyn/A 61520-2024 tillsynsbegäran.docx
+++ b/tillsyn/A 61520-2024 tillsynsbegäran.docx
@@ -218,7 +218,7 @@
     <w:r>
       <w:tab/>
       <w:tab/>
-      <w:t>2024-12-31</w:t>
+      <w:t>2025-01-01</w:t>
       <w:br/>
       <w:br/>
     </w:r>

--- a/tillsyn/A 61520-2024 tillsynsbegäran.docx
+++ b/tillsyn/A 61520-2024 tillsynsbegäran.docx
@@ -218,7 +218,7 @@
     <w:r>
       <w:tab/>
       <w:tab/>
-      <w:t>2025-01-01</w:t>
+      <w:t>2025-01-02</w:t>
       <w:br/>
       <w:br/>
     </w:r>

--- a/tillsyn/A 61520-2024 tillsynsbegäran.docx
+++ b/tillsyn/A 61520-2024 tillsynsbegäran.docx
@@ -218,7 +218,7 @@
     <w:r>
       <w:tab/>
       <w:tab/>
-      <w:t>2025-01-02</w:t>
+      <w:t>2025-01-03</w:t>
       <w:br/>
       <w:br/>
     </w:r>

--- a/tillsyn/A 61520-2024 tillsynsbegäran.docx
+++ b/tillsyn/A 61520-2024 tillsynsbegäran.docx
@@ -218,7 +218,7 @@
     <w:r>
       <w:tab/>
       <w:tab/>
-      <w:t>2025-01-30</w:t>
+      <w:t>2025-01-31</w:t>
       <w:br/>
       <w:br/>
     </w:r>

--- a/tillsyn/A 61520-2024 tillsynsbegäran.docx
+++ b/tillsyn/A 61520-2024 tillsynsbegäran.docx
@@ -218,7 +218,7 @@
     <w:r>
       <w:tab/>
       <w:tab/>
-      <w:t>2025-01-31</w:t>
+      <w:t>2025-02-02</w:t>
       <w:br/>
       <w:br/>
     </w:r>

--- a/tillsyn/A 61520-2024 tillsynsbegäran.docx
+++ b/tillsyn/A 61520-2024 tillsynsbegäran.docx
@@ -218,7 +218,7 @@
     <w:r>
       <w:tab/>
       <w:tab/>
-      <w:t>2025-02-02</w:t>
+      <w:t>2025-02-03</w:t>
       <w:br/>
       <w:br/>
     </w:r>

--- a/tillsyn/A 61520-2024 tillsynsbegäran.docx
+++ b/tillsyn/A 61520-2024 tillsynsbegäran.docx
@@ -218,7 +218,7 @@
     <w:r>
       <w:tab/>
       <w:tab/>
-      <w:t>2025-02-03</w:t>
+      <w:t>2025-02-04</w:t>
       <w:br/>
       <w:br/>
     </w:r>

--- a/tillsyn/A 61520-2024 tillsynsbegäran.docx
+++ b/tillsyn/A 61520-2024 tillsynsbegäran.docx
@@ -218,7 +218,7 @@
     <w:r>
       <w:tab/>
       <w:tab/>
-      <w:t>2025-02-04</w:t>
+      <w:t>2025-02-05</w:t>
       <w:br/>
       <w:br/>
     </w:r>

--- a/tillsyn/A 61520-2024 tillsynsbegäran.docx
+++ b/tillsyn/A 61520-2024 tillsynsbegäran.docx
@@ -218,7 +218,7 @@
     <w:r>
       <w:tab/>
       <w:tab/>
-      <w:t>2025-02-05</w:t>
+      <w:t>2025-02-06</w:t>
       <w:br/>
       <w:br/>
     </w:r>

--- a/tillsyn/A 61520-2024 tillsynsbegäran.docx
+++ b/tillsyn/A 61520-2024 tillsynsbegäran.docx
@@ -218,7 +218,7 @@
     <w:r>
       <w:tab/>
       <w:tab/>
-      <w:t>2025-02-06</w:t>
+      <w:t>2025-02-07</w:t>
       <w:br/>
       <w:br/>
     </w:r>

--- a/tillsyn/A 61520-2024 tillsynsbegäran.docx
+++ b/tillsyn/A 61520-2024 tillsynsbegäran.docx
@@ -218,7 +218,7 @@
     <w:r>
       <w:tab/>
       <w:tab/>
-      <w:t>2025-02-07</w:t>
+      <w:t>2025-02-08</w:t>
       <w:br/>
       <w:br/>
     </w:r>

--- a/tillsyn/A 61520-2024 tillsynsbegäran.docx
+++ b/tillsyn/A 61520-2024 tillsynsbegäran.docx
@@ -218,7 +218,7 @@
     <w:r>
       <w:tab/>
       <w:tab/>
-      <w:t>2025-02-08</w:t>
+      <w:t>2025-02-09</w:t>
       <w:br/>
       <w:br/>
     </w:r>

--- a/tillsyn/A 61520-2024 tillsynsbegäran.docx
+++ b/tillsyn/A 61520-2024 tillsynsbegäran.docx
@@ -218,7 +218,7 @@
     <w:r>
       <w:tab/>
       <w:tab/>
-      <w:t>2025-02-09</w:t>
+      <w:t>2025-02-10</w:t>
       <w:br/>
       <w:br/>
     </w:r>

--- a/tillsyn/A 61520-2024 tillsynsbegäran.docx
+++ b/tillsyn/A 61520-2024 tillsynsbegäran.docx
@@ -218,7 +218,7 @@
     <w:r>
       <w:tab/>
       <w:tab/>
-      <w:t>2025-02-10</w:t>
+      <w:t>2025-02-11</w:t>
       <w:br/>
       <w:br/>
     </w:r>

--- a/tillsyn/A 61520-2024 tillsynsbegäran.docx
+++ b/tillsyn/A 61520-2024 tillsynsbegäran.docx
@@ -218,7 +218,7 @@
     <w:r>
       <w:tab/>
       <w:tab/>
-      <w:t>2025-02-11</w:t>
+      <w:t>2025-02-12</w:t>
       <w:br/>
       <w:br/>
     </w:r>

--- a/tillsyn/A 61520-2024 tillsynsbegäran.docx
+++ b/tillsyn/A 61520-2024 tillsynsbegäran.docx
@@ -218,7 +218,7 @@
     <w:r>
       <w:tab/>
       <w:tab/>
-      <w:t>2025-02-12</w:t>
+      <w:t>2025-02-13</w:t>
       <w:br/>
       <w:br/>
     </w:r>

--- a/tillsyn/A 61520-2024 tillsynsbegäran.docx
+++ b/tillsyn/A 61520-2024 tillsynsbegäran.docx
@@ -218,7 +218,7 @@
     <w:r>
       <w:tab/>
       <w:tab/>
-      <w:t>2025-02-13</w:t>
+      <w:t>2025-02-14</w:t>
       <w:br/>
       <w:br/>
     </w:r>

--- a/tillsyn/A 61520-2024 tillsynsbegäran.docx
+++ b/tillsyn/A 61520-2024 tillsynsbegäran.docx
@@ -218,7 +218,7 @@
     <w:r>
       <w:tab/>
       <w:tab/>
-      <w:t>2025-02-14</w:t>
+      <w:t>2025-02-15</w:t>
       <w:br/>
       <w:br/>
     </w:r>

--- a/tillsyn/A 61520-2024 tillsynsbegäran.docx
+++ b/tillsyn/A 61520-2024 tillsynsbegäran.docx
@@ -218,7 +218,7 @@
     <w:r>
       <w:tab/>
       <w:tab/>
-      <w:t>2025-02-15</w:t>
+      <w:t>2025-02-16</w:t>
       <w:br/>
       <w:br/>
     </w:r>

--- a/tillsyn/A 61520-2024 tillsynsbegäran.docx
+++ b/tillsyn/A 61520-2024 tillsynsbegäran.docx
@@ -218,7 +218,7 @@
     <w:r>
       <w:tab/>
       <w:tab/>
-      <w:t>2025-02-16</w:t>
+      <w:t>2025-02-17</w:t>
       <w:br/>
       <w:br/>
     </w:r>

--- a/tillsyn/A 61520-2024 tillsynsbegäran.docx
+++ b/tillsyn/A 61520-2024 tillsynsbegäran.docx
@@ -218,7 +218,7 @@
     <w:r>
       <w:tab/>
       <w:tab/>
-      <w:t>2025-02-17</w:t>
+      <w:t>2025-02-18</w:t>
       <w:br/>
       <w:br/>
     </w:r>

--- a/tillsyn/A 61520-2024 tillsynsbegäran.docx
+++ b/tillsyn/A 61520-2024 tillsynsbegäran.docx
@@ -218,7 +218,7 @@
     <w:r>
       <w:tab/>
       <w:tab/>
-      <w:t>2025-02-18</w:t>
+      <w:t>2025-02-19</w:t>
       <w:br/>
       <w:br/>
     </w:r>

--- a/tillsyn/A 61520-2024 tillsynsbegäran.docx
+++ b/tillsyn/A 61520-2024 tillsynsbegäran.docx
@@ -218,7 +218,7 @@
     <w:r>
       <w:tab/>
       <w:tab/>
-      <w:t>2025-02-19</w:t>
+      <w:t>2025-02-20</w:t>
       <w:br/>
       <w:br/>
     </w:r>

--- a/tillsyn/A 61520-2024 tillsynsbegäran.docx
+++ b/tillsyn/A 61520-2024 tillsynsbegäran.docx
@@ -218,7 +218,7 @@
     <w:r>
       <w:tab/>
       <w:tab/>
-      <w:t>2025-02-20</w:t>
+      <w:t>2025-02-21</w:t>
       <w:br/>
       <w:br/>
     </w:r>

--- a/tillsyn/A 61520-2024 tillsynsbegäran.docx
+++ b/tillsyn/A 61520-2024 tillsynsbegäran.docx
@@ -218,7 +218,7 @@
     <w:r>
       <w:tab/>
       <w:tab/>
-      <w:t>2025-02-21</w:t>
+      <w:t>2025-02-22</w:t>
       <w:br/>
       <w:br/>
     </w:r>

--- a/tillsyn/A 61520-2024 tillsynsbegäran.docx
+++ b/tillsyn/A 61520-2024 tillsynsbegäran.docx
@@ -218,7 +218,7 @@
     <w:r>
       <w:tab/>
       <w:tab/>
-      <w:t>2025-02-22</w:t>
+      <w:t>2025-02-23</w:t>
       <w:br/>
       <w:br/>
     </w:r>

--- a/tillsyn/A 61520-2024 tillsynsbegäran.docx
+++ b/tillsyn/A 61520-2024 tillsynsbegäran.docx
@@ -218,7 +218,7 @@
     <w:r>
       <w:tab/>
       <w:tab/>
-      <w:t>2025-02-23</w:t>
+      <w:t>2025-02-24</w:t>
       <w:br/>
       <w:br/>
     </w:r>

--- a/tillsyn/A 61520-2024 tillsynsbegäran.docx
+++ b/tillsyn/A 61520-2024 tillsynsbegäran.docx
@@ -218,7 +218,7 @@
     <w:r>
       <w:tab/>
       <w:tab/>
-      <w:t>2025-02-24</w:t>
+      <w:t>2025-02-25</w:t>
       <w:br/>
       <w:br/>
     </w:r>

--- a/tillsyn/A 61520-2024 tillsynsbegäran.docx
+++ b/tillsyn/A 61520-2024 tillsynsbegäran.docx
@@ -218,7 +218,7 @@
     <w:r>
       <w:tab/>
       <w:tab/>
-      <w:t>2025-02-25</w:t>
+      <w:t>2025-02-26</w:t>
       <w:br/>
       <w:br/>
     </w:r>

--- a/tillsyn/A 61520-2024 tillsynsbegäran.docx
+++ b/tillsyn/A 61520-2024 tillsynsbegäran.docx
@@ -218,7 +218,7 @@
     <w:r>
       <w:tab/>
       <w:tab/>
-      <w:t>2025-03-02</w:t>
+      <w:t>2025-03-03</w:t>
       <w:br/>
       <w:br/>
     </w:r>

--- a/tillsyn/A 61520-2024 tillsynsbegäran.docx
+++ b/tillsyn/A 61520-2024 tillsynsbegäran.docx
@@ -218,7 +218,7 @@
     <w:r>
       <w:tab/>
       <w:tab/>
-      <w:t>2025-03-03</w:t>
+      <w:t>2025-03-04</w:t>
       <w:br/>
       <w:br/>
     </w:r>

--- a/tillsyn/A 61520-2024 tillsynsbegäran.docx
+++ b/tillsyn/A 61520-2024 tillsynsbegäran.docx
@@ -218,7 +218,7 @@
     <w:r>
       <w:tab/>
       <w:tab/>
-      <w:t>2025-03-04</w:t>
+      <w:t>2025-03-05</w:t>
       <w:br/>
       <w:br/>
     </w:r>

--- a/tillsyn/A 61520-2024 tillsynsbegäran.docx
+++ b/tillsyn/A 61520-2024 tillsynsbegäran.docx
@@ -218,7 +218,7 @@
     <w:r>
       <w:tab/>
       <w:tab/>
-      <w:t>2025-03-05</w:t>
+      <w:t>2025-03-06</w:t>
       <w:br/>
       <w:br/>
     </w:r>

--- a/tillsyn/A 61520-2024 tillsynsbegäran.docx
+++ b/tillsyn/A 61520-2024 tillsynsbegäran.docx
@@ -218,7 +218,7 @@
     <w:r>
       <w:tab/>
       <w:tab/>
-      <w:t>2025-03-06</w:t>
+      <w:t>2025-03-07</w:t>
       <w:br/>
       <w:br/>
     </w:r>

--- a/tillsyn/A 61520-2024 tillsynsbegäran.docx
+++ b/tillsyn/A 61520-2024 tillsynsbegäran.docx
@@ -218,7 +218,7 @@
     <w:r>
       <w:tab/>
       <w:tab/>
-      <w:t>2025-03-07</w:t>
+      <w:t>2025-03-08</w:t>
       <w:br/>
       <w:br/>
     </w:r>

--- a/tillsyn/A 61520-2024 tillsynsbegäran.docx
+++ b/tillsyn/A 61520-2024 tillsynsbegäran.docx
@@ -218,7 +218,7 @@
     <w:r>
       <w:tab/>
       <w:tab/>
-      <w:t>2025-03-08</w:t>
+      <w:t>2025-03-09</w:t>
       <w:br/>
       <w:br/>
     </w:r>

--- a/tillsyn/A 61520-2024 tillsynsbegäran.docx
+++ b/tillsyn/A 61520-2024 tillsynsbegäran.docx
@@ -218,7 +218,7 @@
     <w:r>
       <w:tab/>
       <w:tab/>
-      <w:t>2025-03-09</w:t>
+      <w:t>2025-03-10</w:t>
       <w:br/>
       <w:br/>
     </w:r>

--- a/tillsyn/A 61520-2024 tillsynsbegäran.docx
+++ b/tillsyn/A 61520-2024 tillsynsbegäran.docx
@@ -218,7 +218,7 @@
     <w:r>
       <w:tab/>
       <w:tab/>
-      <w:t>2025-03-10</w:t>
+      <w:t>2025-03-11</w:t>
       <w:br/>
       <w:br/>
     </w:r>

--- a/tillsyn/A 61520-2024 tillsynsbegäran.docx
+++ b/tillsyn/A 61520-2024 tillsynsbegäran.docx
@@ -218,7 +218,7 @@
     <w:r>
       <w:tab/>
       <w:tab/>
-      <w:t>2025-03-11</w:t>
+      <w:t>2025-03-12</w:t>
       <w:br/>
       <w:br/>
     </w:r>

--- a/tillsyn/A 61520-2024 tillsynsbegäran.docx
+++ b/tillsyn/A 61520-2024 tillsynsbegäran.docx
@@ -218,7 +218,7 @@
     <w:r>
       <w:tab/>
       <w:tab/>
-      <w:t>2025-03-12</w:t>
+      <w:t>2025-03-13</w:t>
       <w:br/>
       <w:br/>
     </w:r>

--- a/tillsyn/A 61520-2024 tillsynsbegäran.docx
+++ b/tillsyn/A 61520-2024 tillsynsbegäran.docx
@@ -218,7 +218,7 @@
     <w:r>
       <w:tab/>
       <w:tab/>
-      <w:t>2025-03-13</w:t>
+      <w:t>2025-03-14</w:t>
       <w:br/>
       <w:br/>
     </w:r>

--- a/tillsyn/A 61520-2024 tillsynsbegäran.docx
+++ b/tillsyn/A 61520-2024 tillsynsbegäran.docx
@@ -218,7 +218,7 @@
     <w:r>
       <w:tab/>
       <w:tab/>
-      <w:t>2025-03-14</w:t>
+      <w:t>2025-03-15</w:t>
       <w:br/>
       <w:br/>
     </w:r>

--- a/tillsyn/A 61520-2024 tillsynsbegäran.docx
+++ b/tillsyn/A 61520-2024 tillsynsbegäran.docx
@@ -218,7 +218,7 @@
     <w:r>
       <w:tab/>
       <w:tab/>
-      <w:t>2025-03-15</w:t>
+      <w:t>2025-03-16</w:t>
       <w:br/>
       <w:br/>
     </w:r>

--- a/tillsyn/A 61520-2024 tillsynsbegäran.docx
+++ b/tillsyn/A 61520-2024 tillsynsbegäran.docx
@@ -218,7 +218,7 @@
     <w:r>
       <w:tab/>
       <w:tab/>
-      <w:t>2025-03-16</w:t>
+      <w:t>2025-03-17</w:t>
       <w:br/>
       <w:br/>
     </w:r>

--- a/tillsyn/A 61520-2024 tillsynsbegäran.docx
+++ b/tillsyn/A 61520-2024 tillsynsbegäran.docx
@@ -218,7 +218,7 @@
     <w:r>
       <w:tab/>
       <w:tab/>
-      <w:t>2025-03-17</w:t>
+      <w:t>2025-03-18</w:t>
       <w:br/>
       <w:br/>
     </w:r>

--- a/tillsyn/A 61520-2024 tillsynsbegäran.docx
+++ b/tillsyn/A 61520-2024 tillsynsbegäran.docx
@@ -218,7 +218,7 @@
     <w:r>
       <w:tab/>
       <w:tab/>
-      <w:t>2025-03-18</w:t>
+      <w:t>2025-03-19</w:t>
       <w:br/>
       <w:br/>
     </w:r>

--- a/tillsyn/A 61520-2024 tillsynsbegäran.docx
+++ b/tillsyn/A 61520-2024 tillsynsbegäran.docx
@@ -218,7 +218,7 @@
     <w:r>
       <w:tab/>
       <w:tab/>
-      <w:t>2025-03-19</w:t>
+      <w:t>2025-03-20</w:t>
       <w:br/>
       <w:br/>
     </w:r>

--- a/tillsyn/A 61520-2024 tillsynsbegäran.docx
+++ b/tillsyn/A 61520-2024 tillsynsbegäran.docx
@@ -218,7 +218,7 @@
     <w:r>
       <w:tab/>
       <w:tab/>
-      <w:t>2025-03-20</w:t>
+      <w:t>2025-03-21</w:t>
       <w:br/>
       <w:br/>
     </w:r>

--- a/tillsyn/A 61520-2024 tillsynsbegäran.docx
+++ b/tillsyn/A 61520-2024 tillsynsbegäran.docx
@@ -218,7 +218,7 @@
     <w:r>
       <w:tab/>
       <w:tab/>
-      <w:t>2025-03-21</w:t>
+      <w:t>2025-03-22</w:t>
       <w:br/>
       <w:br/>
     </w:r>

--- a/tillsyn/A 61520-2024 tillsynsbegäran.docx
+++ b/tillsyn/A 61520-2024 tillsynsbegäran.docx
@@ -218,7 +218,7 @@
     <w:r>
       <w:tab/>
       <w:tab/>
-      <w:t>2025-03-22</w:t>
+      <w:t>2025-03-23</w:t>
       <w:br/>
       <w:br/>
     </w:r>

--- a/tillsyn/A 61520-2024 tillsynsbegäran.docx
+++ b/tillsyn/A 61520-2024 tillsynsbegäran.docx
@@ -218,7 +218,7 @@
     <w:r>
       <w:tab/>
       <w:tab/>
-      <w:t>2025-03-23</w:t>
+      <w:t>2025-03-24</w:t>
       <w:br/>
       <w:br/>
     </w:r>

--- a/tillsyn/A 61520-2024 tillsynsbegäran.docx
+++ b/tillsyn/A 61520-2024 tillsynsbegäran.docx
@@ -218,7 +218,7 @@
     <w:r>
       <w:tab/>
       <w:tab/>
-      <w:t>2025-03-24</w:t>
+      <w:t>2025-03-25</w:t>
       <w:br/>
       <w:br/>
     </w:r>

--- a/tillsyn/A 61520-2024 tillsynsbegäran.docx
+++ b/tillsyn/A 61520-2024 tillsynsbegäran.docx
@@ -218,7 +218,7 @@
     <w:r>
       <w:tab/>
       <w:tab/>
-      <w:t>2025-03-25</w:t>
+      <w:t>2025-03-26</w:t>
       <w:br/>
       <w:br/>
     </w:r>

--- a/tillsyn/A 61520-2024 tillsynsbegäran.docx
+++ b/tillsyn/A 61520-2024 tillsynsbegäran.docx
@@ -218,7 +218,7 @@
     <w:r>
       <w:tab/>
       <w:tab/>
-      <w:t>2025-03-26</w:t>
+      <w:t>2025-03-27</w:t>
       <w:br/>
       <w:br/>
     </w:r>

--- a/tillsyn/A 61520-2024 tillsynsbegäran.docx
+++ b/tillsyn/A 61520-2024 tillsynsbegäran.docx
@@ -218,7 +218,7 @@
     <w:r>
       <w:tab/>
       <w:tab/>
-      <w:t>2025-03-27</w:t>
+      <w:t>2025-03-28</w:t>
       <w:br/>
       <w:br/>
     </w:r>

--- a/tillsyn/A 61520-2024 tillsynsbegäran.docx
+++ b/tillsyn/A 61520-2024 tillsynsbegäran.docx
@@ -218,7 +218,7 @@
     <w:r>
       <w:tab/>
       <w:tab/>
-      <w:t>2025-04-02</w:t>
+      <w:t>2025-04-03</w:t>
       <w:br/>
       <w:br/>
     </w:r>

--- a/tillsyn/A 61520-2024 tillsynsbegäran.docx
+++ b/tillsyn/A 61520-2024 tillsynsbegäran.docx
@@ -218,7 +218,7 @@
     <w:r>
       <w:tab/>
       <w:tab/>
-      <w:t>2025-04-03</w:t>
+      <w:t>2025-04-05</w:t>
       <w:br/>
       <w:br/>
     </w:r>

--- a/tillsyn/A 61520-2024 tillsynsbegäran.docx
+++ b/tillsyn/A 61520-2024 tillsynsbegäran.docx
@@ -218,7 +218,7 @@
     <w:r>
       <w:tab/>
       <w:tab/>
-      <w:t>2025-04-05</w:t>
+      <w:t>2025-04-06</w:t>
       <w:br/>
       <w:br/>
     </w:r>

--- a/tillsyn/A 61520-2024 tillsynsbegäran.docx
+++ b/tillsyn/A 61520-2024 tillsynsbegäran.docx
@@ -218,7 +218,7 @@
     <w:r>
       <w:tab/>
       <w:tab/>
-      <w:t>2025-04-06</w:t>
+      <w:t>2025-04-07</w:t>
       <w:br/>
       <w:br/>
     </w:r>

--- a/tillsyn/A 61520-2024 tillsynsbegäran.docx
+++ b/tillsyn/A 61520-2024 tillsynsbegäran.docx
@@ -218,7 +218,7 @@
     <w:r>
       <w:tab/>
       <w:tab/>
-      <w:t>2025-04-07</w:t>
+      <w:t>2025-04-08</w:t>
       <w:br/>
       <w:br/>
     </w:r>

--- a/tillsyn/A 61520-2024 tillsynsbegäran.docx
+++ b/tillsyn/A 61520-2024 tillsynsbegäran.docx
@@ -218,7 +218,7 @@
     <w:r>
       <w:tab/>
       <w:tab/>
-      <w:t>2025-04-08</w:t>
+      <w:t>2025-04-09</w:t>
       <w:br/>
       <w:br/>
     </w:r>

--- a/tillsyn/A 61520-2024 tillsynsbegäran.docx
+++ b/tillsyn/A 61520-2024 tillsynsbegäran.docx
@@ -90,6 +90,28 @@
         <w:t>Figur 1. Fyndplatser för naturvårdsarter i det avverkningsanmälda området (röd linje). Markörer utan svart kant är placerade på fyndplatsen. Markörer med svart kant är placerade vid sidan av fyndplatsen och har ett svart streck som visar fyndplatsens exakta position. Kartans mittpunktskoordinat är N 6435819, E 476193 i SWEREF 99 TM.</w:t>
       </w:r>
     </w:p>
+    <w:p>
+      <w:r>
+        <w:rPr>
+          <w:b/>
+        </w:rPr>
+        <w:t>Blek kraterlav (VU)</w:t>
+      </w:r>
+      <w:r>
+        <w:t xml:space="preserve"> växer på grova ädellövträd (till mer än 80% på ask och alm men någon gång på ek och lönn) i gamla skogar, öppna lövängar, alléer och kyrkogårdar. Arten förekommer på lokaler med lång trädkontinuitet, ofta tillsammans med den rödlistade almlaven (SLU Artdatabanken, 2024).</w:t>
+      </w:r>
+    </w:p>
+    <w:p>
+      <w:r>
+        <w:rPr>
+          <w:b/>
+        </w:rPr>
+        <w:t xml:space="preserve">Storgröe (NT) </w:t>
+      </w:r>
+      <w:r>
+        <w:t>växer helst i eller vid källor, i bäckraviner, i frodiga skogssluttningar eller sumpskog. Rörligt, gärna något kalkpåverkat, ytligt grundvatten är en förutsättning. Det är främst förändringar av hydrologiska förhållanden genom dikning, körning med skogsfordon eller avverkning som hotar arten. Växtplatserna bör undantas från normal skogsproduktion och kalavverkning är direkt olämpligt (SLU Artdatabanken, 2024).</w:t>
+      </w:r>
+    </w:p>
     <w:sectPr>
       <w:headerReference w:type="even" r:id="rId8"/>
       <w:headerReference w:type="default" r:id="rId9"/>
@@ -218,7 +240,7 @@
     <w:r>
       <w:tab/>
       <w:tab/>
-      <w:t>2025-04-09</w:t>
+      <w:t>2025-04-10</w:t>
       <w:br/>
       <w:br/>
     </w:r>

--- a/tillsyn/A 61520-2024 tillsynsbegäran.docx
+++ b/tillsyn/A 61520-2024 tillsynsbegäran.docx
@@ -240,7 +240,7 @@
     <w:r>
       <w:tab/>
       <w:tab/>
-      <w:t>2025-04-10</w:t>
+      <w:t>2025-04-11</w:t>
       <w:br/>
       <w:br/>
     </w:r>

--- a/tillsyn/A 61520-2024 tillsynsbegäran.docx
+++ b/tillsyn/A 61520-2024 tillsynsbegäran.docx
@@ -240,7 +240,7 @@
     <w:r>
       <w:tab/>
       <w:tab/>
-      <w:t>2025-04-11</w:t>
+      <w:t>2025-04-12</w:t>
       <w:br/>
       <w:br/>
     </w:r>

--- a/tillsyn/A 61520-2024 tillsynsbegäran.docx
+++ b/tillsyn/A 61520-2024 tillsynsbegäran.docx
@@ -240,7 +240,7 @@
     <w:r>
       <w:tab/>
       <w:tab/>
-      <w:t>2025-04-12</w:t>
+      <w:t>2025-04-13</w:t>
       <w:br/>
       <w:br/>
     </w:r>

--- a/tillsyn/A 61520-2024 tillsynsbegäran.docx
+++ b/tillsyn/A 61520-2024 tillsynsbegäran.docx
@@ -240,7 +240,7 @@
     <w:r>
       <w:tab/>
       <w:tab/>
-      <w:t>2025-04-13</w:t>
+      <w:t>2025-04-14</w:t>
       <w:br/>
       <w:br/>
     </w:r>

--- a/tillsyn/A 61520-2024 tillsynsbegäran.docx
+++ b/tillsyn/A 61520-2024 tillsynsbegäran.docx
@@ -240,7 +240,7 @@
     <w:r>
       <w:tab/>
       <w:tab/>
-      <w:t>2025-04-14</w:t>
+      <w:t>2025-04-15</w:t>
       <w:br/>
       <w:br/>
     </w:r>

--- a/tillsyn/A 61520-2024 tillsynsbegäran.docx
+++ b/tillsyn/A 61520-2024 tillsynsbegäran.docx
@@ -240,7 +240,7 @@
     <w:r>
       <w:tab/>
       <w:tab/>
-      <w:t>2025-04-15</w:t>
+      <w:t>2025-04-16</w:t>
       <w:br/>
       <w:br/>
     </w:r>

--- a/tillsyn/A 61520-2024 tillsynsbegäran.docx
+++ b/tillsyn/A 61520-2024 tillsynsbegäran.docx
@@ -240,7 +240,7 @@
     <w:r>
       <w:tab/>
       <w:tab/>
-      <w:t>2025-04-16</w:t>
+      <w:t>2025-04-17</w:t>
       <w:br/>
       <w:br/>
     </w:r>

--- a/tillsyn/A 61520-2024 tillsynsbegäran.docx
+++ b/tillsyn/A 61520-2024 tillsynsbegäran.docx
@@ -240,7 +240,7 @@
     <w:r>
       <w:tab/>
       <w:tab/>
-      <w:t>2025-04-17</w:t>
+      <w:t>2025-04-18</w:t>
       <w:br/>
       <w:br/>
     </w:r>

--- a/tillsyn/A 61520-2024 tillsynsbegäran.docx
+++ b/tillsyn/A 61520-2024 tillsynsbegäran.docx
@@ -240,7 +240,7 @@
     <w:r>
       <w:tab/>
       <w:tab/>
-      <w:t>2025-05-03</w:t>
+      <w:t>2025-05-04</w:t>
       <w:br/>
       <w:br/>
     </w:r>

--- a/tillsyn/A 61520-2024 tillsynsbegäran.docx
+++ b/tillsyn/A 61520-2024 tillsynsbegäran.docx
@@ -240,7 +240,7 @@
     <w:r>
       <w:tab/>
       <w:tab/>
-      <w:t>2025-05-04</w:t>
+      <w:t>2025-05-06</w:t>
       <w:br/>
       <w:br/>
     </w:r>

--- a/tillsyn/A 61520-2024 tillsynsbegäran.docx
+++ b/tillsyn/A 61520-2024 tillsynsbegäran.docx
@@ -240,7 +240,7 @@
     <w:r>
       <w:tab/>
       <w:tab/>
-      <w:t>2025-05-06</w:t>
+      <w:t>2025-05-07</w:t>
       <w:br/>
       <w:br/>
     </w:r>

--- a/tillsyn/A 61520-2024 tillsynsbegäran.docx
+++ b/tillsyn/A 61520-2024 tillsynsbegäran.docx
@@ -240,7 +240,7 @@
     <w:r>
       <w:tab/>
       <w:tab/>
-      <w:t>2025-05-07</w:t>
+      <w:t>2025-05-08</w:t>
       <w:br/>
       <w:br/>
     </w:r>

--- a/tillsyn/A 61520-2024 tillsynsbegäran.docx
+++ b/tillsyn/A 61520-2024 tillsynsbegäran.docx
@@ -240,7 +240,7 @@
     <w:r>
       <w:tab/>
       <w:tab/>
-      <w:t>2025-05-08</w:t>
+      <w:t>2025-05-09</w:t>
       <w:br/>
       <w:br/>
     </w:r>

--- a/tillsyn/A 61520-2024 tillsynsbegäran.docx
+++ b/tillsyn/A 61520-2024 tillsynsbegäran.docx
@@ -240,7 +240,7 @@
     <w:r>
       <w:tab/>
       <w:tab/>
-      <w:t>2025-05-09</w:t>
+      <w:t>2025-05-10</w:t>
       <w:br/>
       <w:br/>
     </w:r>

--- a/tillsyn/A 61520-2024 tillsynsbegäran.docx
+++ b/tillsyn/A 61520-2024 tillsynsbegäran.docx
@@ -240,7 +240,7 @@
     <w:r>
       <w:tab/>
       <w:tab/>
-      <w:t>2025-05-10</w:t>
+      <w:t>2025-05-11</w:t>
       <w:br/>
       <w:br/>
     </w:r>

--- a/tillsyn/A 61520-2024 tillsynsbegäran.docx
+++ b/tillsyn/A 61520-2024 tillsynsbegäran.docx
@@ -240,7 +240,7 @@
     <w:r>
       <w:tab/>
       <w:tab/>
-      <w:t>2025-05-11</w:t>
+      <w:t>2025-05-12</w:t>
       <w:br/>
       <w:br/>
     </w:r>

--- a/tillsyn/A 61520-2024 tillsynsbegäran.docx
+++ b/tillsyn/A 61520-2024 tillsynsbegäran.docx
@@ -240,7 +240,7 @@
     <w:r>
       <w:tab/>
       <w:tab/>
-      <w:t>2025-05-12</w:t>
+      <w:t>2025-05-13</w:t>
       <w:br/>
       <w:br/>
     </w:r>

--- a/tillsyn/A 61520-2024 tillsynsbegäran.docx
+++ b/tillsyn/A 61520-2024 tillsynsbegäran.docx
@@ -240,7 +240,7 @@
     <w:r>
       <w:tab/>
       <w:tab/>
-      <w:t>2025-05-13</w:t>
+      <w:t>2025-05-14</w:t>
       <w:br/>
       <w:br/>
     </w:r>

--- a/tillsyn/A 61520-2024 tillsynsbegäran.docx
+++ b/tillsyn/A 61520-2024 tillsynsbegäran.docx
@@ -240,7 +240,7 @@
     <w:r>
       <w:tab/>
       <w:tab/>
-      <w:t>2025-05-14</w:t>
+      <w:t>2025-05-15</w:t>
       <w:br/>
       <w:br/>
     </w:r>

--- a/tillsyn/A 61520-2024 tillsynsbegäran.docx
+++ b/tillsyn/A 61520-2024 tillsynsbegäran.docx
@@ -240,7 +240,7 @@
     <w:r>
       <w:tab/>
       <w:tab/>
-      <w:t>2025-05-15</w:t>
+      <w:t>2025-05-16</w:t>
       <w:br/>
       <w:br/>
     </w:r>

--- a/tillsyn/A 61520-2024 tillsynsbegäran.docx
+++ b/tillsyn/A 61520-2024 tillsynsbegäran.docx
@@ -240,7 +240,7 @@
     <w:r>
       <w:tab/>
       <w:tab/>
-      <w:t>2025-05-16</w:t>
+      <w:t>2025-05-17</w:t>
       <w:br/>
       <w:br/>
     </w:r>

--- a/tillsyn/A 61520-2024 tillsynsbegäran.docx
+++ b/tillsyn/A 61520-2024 tillsynsbegäran.docx
@@ -240,7 +240,7 @@
     <w:r>
       <w:tab/>
       <w:tab/>
-      <w:t>2025-05-17</w:t>
+      <w:t>2025-05-18</w:t>
       <w:br/>
       <w:br/>
     </w:r>

--- a/tillsyn/A 61520-2024 tillsynsbegäran.docx
+++ b/tillsyn/A 61520-2024 tillsynsbegäran.docx
@@ -240,7 +240,7 @@
     <w:r>
       <w:tab/>
       <w:tab/>
-      <w:t>2025-05-18</w:t>
+      <w:t>2025-05-19</w:t>
       <w:br/>
       <w:br/>
     </w:r>

--- a/tillsyn/A 61520-2024 tillsynsbegäran.docx
+++ b/tillsyn/A 61520-2024 tillsynsbegäran.docx
@@ -240,7 +240,7 @@
     <w:r>
       <w:tab/>
       <w:tab/>
-      <w:t>2025-05-19</w:t>
+      <w:t>2025-05-20</w:t>
       <w:br/>
       <w:br/>
     </w:r>

--- a/tillsyn/A 61520-2024 tillsynsbegäran.docx
+++ b/tillsyn/A 61520-2024 tillsynsbegäran.docx
@@ -240,7 +240,7 @@
     <w:r>
       <w:tab/>
       <w:tab/>
-      <w:t>2025-05-20</w:t>
+      <w:t>2025-05-21</w:t>
       <w:br/>
       <w:br/>
     </w:r>

--- a/tillsyn/A 61520-2024 tillsynsbegäran.docx
+++ b/tillsyn/A 61520-2024 tillsynsbegäran.docx
@@ -240,7 +240,7 @@
     <w:r>
       <w:tab/>
       <w:tab/>
-      <w:t>2025-05-21</w:t>
+      <w:t>2025-05-22</w:t>
       <w:br/>
       <w:br/>
     </w:r>

--- a/tillsyn/A 61520-2024 tillsynsbegäran.docx
+++ b/tillsyn/A 61520-2024 tillsynsbegäran.docx
@@ -240,7 +240,7 @@
     <w:r>
       <w:tab/>
       <w:tab/>
-      <w:t>2025-05-22</w:t>
+      <w:t>2025-05-23</w:t>
       <w:br/>
       <w:br/>
     </w:r>

--- a/tillsyn/A 61520-2024 tillsynsbegäran.docx
+++ b/tillsyn/A 61520-2024 tillsynsbegäran.docx
@@ -240,7 +240,7 @@
     <w:r>
       <w:tab/>
       <w:tab/>
-      <w:t>2025-05-23</w:t>
+      <w:t>2025-05-24</w:t>
       <w:br/>
       <w:br/>
     </w:r>

--- a/tillsyn/A 61520-2024 tillsynsbegäran.docx
+++ b/tillsyn/A 61520-2024 tillsynsbegäran.docx
@@ -240,7 +240,7 @@
     <w:r>
       <w:tab/>
       <w:tab/>
-      <w:t>2025-05-24</w:t>
+      <w:t>2025-05-25</w:t>
       <w:br/>
       <w:br/>
     </w:r>

--- a/tillsyn/A 61520-2024 tillsynsbegäran.docx
+++ b/tillsyn/A 61520-2024 tillsynsbegäran.docx
@@ -240,7 +240,7 @@
     <w:r>
       <w:tab/>
       <w:tab/>
-      <w:t>2025-05-25</w:t>
+      <w:t>2025-05-26</w:t>
       <w:br/>
       <w:br/>
     </w:r>

--- a/tillsyn/A 61520-2024 tillsynsbegäran.docx
+++ b/tillsyn/A 61520-2024 tillsynsbegäran.docx
@@ -240,7 +240,7 @@
     <w:r>
       <w:tab/>
       <w:tab/>
-      <w:t>2025-05-26</w:t>
+      <w:t>2025-05-27</w:t>
       <w:br/>
       <w:br/>
     </w:r>

--- a/tillsyn/A 61520-2024 tillsynsbegäran.docx
+++ b/tillsyn/A 61520-2024 tillsynsbegäran.docx
@@ -240,7 +240,7 @@
     <w:r>
       <w:tab/>
       <w:tab/>
-      <w:t>2025-05-27</w:t>
+      <w:t>2025-05-30</w:t>
       <w:br/>
       <w:br/>
     </w:r>

--- a/tillsyn/A 61520-2024 tillsynsbegäran.docx
+++ b/tillsyn/A 61520-2024 tillsynsbegäran.docx
@@ -240,7 +240,7 @@
     <w:r>
       <w:tab/>
       <w:tab/>
-      <w:t>2025-05-30</w:t>
+      <w:t>2025-06-01</w:t>
       <w:br/>
       <w:br/>
     </w:r>

--- a/tillsyn/A 61520-2024 tillsynsbegäran.docx
+++ b/tillsyn/A 61520-2024 tillsynsbegäran.docx
@@ -240,7 +240,7 @@
     <w:r>
       <w:tab/>
       <w:tab/>
-      <w:t>2025-06-01</w:t>
+      <w:t>2025-06-02</w:t>
       <w:br/>
       <w:br/>
     </w:r>

--- a/tillsyn/A 61520-2024 tillsynsbegäran.docx
+++ b/tillsyn/A 61520-2024 tillsynsbegäran.docx
@@ -240,7 +240,7 @@
     <w:r>
       <w:tab/>
       <w:tab/>
-      <w:t>2025-06-02</w:t>
+      <w:t>2025-06-03</w:t>
       <w:br/>
       <w:br/>
     </w:r>

--- a/tillsyn/A 61520-2024 tillsynsbegäran.docx
+++ b/tillsyn/A 61520-2024 tillsynsbegäran.docx
@@ -240,7 +240,7 @@
     <w:r>
       <w:tab/>
       <w:tab/>
-      <w:t>2025-06-03</w:t>
+      <w:t>2025-06-04</w:t>
       <w:br/>
       <w:br/>
     </w:r>

--- a/tillsyn/A 61520-2024 tillsynsbegäran.docx
+++ b/tillsyn/A 61520-2024 tillsynsbegäran.docx
@@ -240,7 +240,7 @@
     <w:r>
       <w:tab/>
       <w:tab/>
-      <w:t>2025-06-04</w:t>
+      <w:t>2025-06-05</w:t>
       <w:br/>
       <w:br/>
     </w:r>

--- a/tillsyn/A 61520-2024 tillsynsbegäran.docx
+++ b/tillsyn/A 61520-2024 tillsynsbegäran.docx
@@ -240,7 +240,7 @@
     <w:r>
       <w:tab/>
       <w:tab/>
-      <w:t>2025-06-05</w:t>
+      <w:t>2025-06-13</w:t>
       <w:br/>
       <w:br/>
     </w:r>

--- a/tillsyn/A 61520-2024 tillsynsbegäran.docx
+++ b/tillsyn/A 61520-2024 tillsynsbegäran.docx
@@ -240,7 +240,7 @@
     <w:r>
       <w:tab/>
       <w:tab/>
-      <w:t>2025-06-13</w:t>
+      <w:t>2025-06-15</w:t>
       <w:br/>
       <w:br/>
     </w:r>

--- a/tillsyn/A 61520-2024 tillsynsbegäran.docx
+++ b/tillsyn/A 61520-2024 tillsynsbegäran.docx
@@ -240,7 +240,7 @@
     <w:r>
       <w:tab/>
       <w:tab/>
-      <w:t>2025-06-15</w:t>
+      <w:t>2025-06-16</w:t>
       <w:br/>
       <w:br/>
     </w:r>

--- a/tillsyn/A 61520-2024 tillsynsbegäran.docx
+++ b/tillsyn/A 61520-2024 tillsynsbegäran.docx
@@ -240,7 +240,7 @@
     <w:r>
       <w:tab/>
       <w:tab/>
-      <w:t>2025-06-16</w:t>
+      <w:t>2025-06-17</w:t>
       <w:br/>
       <w:br/>
     </w:r>

--- a/tillsyn/A 61520-2024 tillsynsbegäran.docx
+++ b/tillsyn/A 61520-2024 tillsynsbegäran.docx
@@ -240,7 +240,7 @@
     <w:r>
       <w:tab/>
       <w:tab/>
-      <w:t>2025-06-17</w:t>
+      <w:t>2025-06-18</w:t>
       <w:br/>
       <w:br/>
     </w:r>

--- a/tillsyn/A 61520-2024 tillsynsbegäran.docx
+++ b/tillsyn/A 61520-2024 tillsynsbegäran.docx
@@ -240,7 +240,7 @@
     <w:r>
       <w:tab/>
       <w:tab/>
-      <w:t>2025-06-18</w:t>
+      <w:t>2025-06-19</w:t>
       <w:br/>
       <w:br/>
     </w:r>

--- a/tillsyn/A 61520-2024 tillsynsbegäran.docx
+++ b/tillsyn/A 61520-2024 tillsynsbegäran.docx
@@ -240,7 +240,7 @@
     <w:r>
       <w:tab/>
       <w:tab/>
-      <w:t>2025-06-19</w:t>
+      <w:t>2025-06-20</w:t>
       <w:br/>
       <w:br/>
     </w:r>

--- a/tillsyn/A 61520-2024 tillsynsbegäran.docx
+++ b/tillsyn/A 61520-2024 tillsynsbegäran.docx
@@ -240,7 +240,7 @@
     <w:r>
       <w:tab/>
       <w:tab/>
-      <w:t>2025-06-20</w:t>
+      <w:t>2025-06-21</w:t>
       <w:br/>
       <w:br/>
     </w:r>

--- a/tillsyn/A 61520-2024 tillsynsbegäran.docx
+++ b/tillsyn/A 61520-2024 tillsynsbegäran.docx
@@ -240,7 +240,7 @@
     <w:r>
       <w:tab/>
       <w:tab/>
-      <w:t>2025-06-21</w:t>
+      <w:t>2025-06-22</w:t>
       <w:br/>
       <w:br/>
     </w:r>

--- a/tillsyn/A 61520-2024 tillsynsbegäran.docx
+++ b/tillsyn/A 61520-2024 tillsynsbegäran.docx
@@ -240,7 +240,7 @@
     <w:r>
       <w:tab/>
       <w:tab/>
-      <w:t>2025-06-22</w:t>
+      <w:t>2025-06-23</w:t>
       <w:br/>
       <w:br/>
     </w:r>

--- a/tillsyn/A 61520-2024 tillsynsbegäran.docx
+++ b/tillsyn/A 61520-2024 tillsynsbegäran.docx
@@ -240,7 +240,7 @@
     <w:r>
       <w:tab/>
       <w:tab/>
-      <w:t>2025-06-23</w:t>
+      <w:t>2025-06-24</w:t>
       <w:br/>
       <w:br/>
     </w:r>

--- a/tillsyn/A 61520-2024 tillsynsbegäran.docx
+++ b/tillsyn/A 61520-2024 tillsynsbegäran.docx
@@ -240,7 +240,7 @@
     <w:r>
       <w:tab/>
       <w:tab/>
-      <w:t>2025-06-24</w:t>
+      <w:t>2025-06-25</w:t>
       <w:br/>
       <w:br/>
     </w:r>

--- a/tillsyn/A 61520-2024 tillsynsbegäran.docx
+++ b/tillsyn/A 61520-2024 tillsynsbegäran.docx
@@ -240,7 +240,7 @@
     <w:r>
       <w:tab/>
       <w:tab/>
-      <w:t>2025-06-25</w:t>
+      <w:t>2025-06-26</w:t>
       <w:br/>
       <w:br/>
     </w:r>

--- a/tillsyn/A 61520-2024 tillsynsbegäran.docx
+++ b/tillsyn/A 61520-2024 tillsynsbegäran.docx
@@ -240,7 +240,7 @@
     <w:r>
       <w:tab/>
       <w:tab/>
-      <w:t>2025-06-26</w:t>
+      <w:t>2025-06-27</w:t>
       <w:br/>
       <w:br/>
     </w:r>

--- a/tillsyn/A 61520-2024 tillsynsbegäran.docx
+++ b/tillsyn/A 61520-2024 tillsynsbegäran.docx
@@ -240,7 +240,7 @@
     <w:r>
       <w:tab/>
       <w:tab/>
-      <w:t>2025-06-27</w:t>
+      <w:t>2025-06-28</w:t>
       <w:br/>
       <w:br/>
     </w:r>

--- a/tillsyn/A 61520-2024 tillsynsbegäran.docx
+++ b/tillsyn/A 61520-2024 tillsynsbegäran.docx
@@ -240,7 +240,7 @@
     <w:r>
       <w:tab/>
       <w:tab/>
-      <w:t>2025-06-28</w:t>
+      <w:t>2025-06-29</w:t>
       <w:br/>
       <w:br/>
     </w:r>

--- a/tillsyn/A 61520-2024 tillsynsbegäran.docx
+++ b/tillsyn/A 61520-2024 tillsynsbegäran.docx
@@ -240,7 +240,7 @@
     <w:r>
       <w:tab/>
       <w:tab/>
-      <w:t>2025-06-29</w:t>
+      <w:t>2025-06-30</w:t>
       <w:br/>
       <w:br/>
     </w:r>

--- a/tillsyn/A 61520-2024 tillsynsbegäran.docx
+++ b/tillsyn/A 61520-2024 tillsynsbegäran.docx
@@ -240,7 +240,7 @@
     <w:r>
       <w:tab/>
       <w:tab/>
-      <w:t>2025-06-30</w:t>
+      <w:t>2025-07-01</w:t>
       <w:br/>
       <w:br/>
     </w:r>

--- a/tillsyn/A 61520-2024 tillsynsbegäran.docx
+++ b/tillsyn/A 61520-2024 tillsynsbegäran.docx
@@ -240,7 +240,7 @@
     <w:r>
       <w:tab/>
       <w:tab/>
-      <w:t>2025-07-01</w:t>
+      <w:t>2025-07-02</w:t>
       <w:br/>
       <w:br/>
     </w:r>

--- a/tillsyn/A 61520-2024 tillsynsbegäran.docx
+++ b/tillsyn/A 61520-2024 tillsynsbegäran.docx
@@ -240,7 +240,7 @@
     <w:r>
       <w:tab/>
       <w:tab/>
-      <w:t>2025-07-02</w:t>
+      <w:t>2025-07-03</w:t>
       <w:br/>
       <w:br/>
     </w:r>

--- a/tillsyn/A 61520-2024 tillsynsbegäran.docx
+++ b/tillsyn/A 61520-2024 tillsynsbegäran.docx
@@ -240,7 +240,7 @@
     <w:r>
       <w:tab/>
       <w:tab/>
-      <w:t>2025-07-03</w:t>
+      <w:t>2025-07-04</w:t>
       <w:br/>
       <w:br/>
     </w:r>

--- a/tillsyn/A 61520-2024 tillsynsbegäran.docx
+++ b/tillsyn/A 61520-2024 tillsynsbegäran.docx
@@ -240,7 +240,7 @@
     <w:r>
       <w:tab/>
       <w:tab/>
-      <w:t>2025-07-04</w:t>
+      <w:t>2025-07-05</w:t>
       <w:br/>
       <w:br/>
     </w:r>

--- a/tillsyn/A 61520-2024 tillsynsbegäran.docx
+++ b/tillsyn/A 61520-2024 tillsynsbegäran.docx
@@ -240,7 +240,7 @@
     <w:r>
       <w:tab/>
       <w:tab/>
-      <w:t>2025-07-05</w:t>
+      <w:t>2025-07-06</w:t>
       <w:br/>
       <w:br/>
     </w:r>

--- a/tillsyn/A 61520-2024 tillsynsbegäran.docx
+++ b/tillsyn/A 61520-2024 tillsynsbegäran.docx
@@ -240,7 +240,7 @@
     <w:r>
       <w:tab/>
       <w:tab/>
-      <w:t>2025-07-06</w:t>
+      <w:t>2025-07-07</w:t>
       <w:br/>
       <w:br/>
     </w:r>

--- a/tillsyn/A 61520-2024 tillsynsbegäran.docx
+++ b/tillsyn/A 61520-2024 tillsynsbegäran.docx
@@ -240,7 +240,7 @@
     <w:r>
       <w:tab/>
       <w:tab/>
-      <w:t>2025-07-07</w:t>
+      <w:t>2025-07-08</w:t>
       <w:br/>
       <w:br/>
     </w:r>

--- a/tillsyn/A 61520-2024 tillsynsbegäran.docx
+++ b/tillsyn/A 61520-2024 tillsynsbegäran.docx
@@ -240,7 +240,7 @@
     <w:r>
       <w:tab/>
       <w:tab/>
-      <w:t>2025-07-08</w:t>
+      <w:t>2025-07-09</w:t>
       <w:br/>
       <w:br/>
     </w:r>

--- a/tillsyn/A 61520-2024 tillsynsbegäran.docx
+++ b/tillsyn/A 61520-2024 tillsynsbegäran.docx
@@ -240,7 +240,7 @@
     <w:r>
       <w:tab/>
       <w:tab/>
-      <w:t>2025-07-09</w:t>
+      <w:t>2025-07-11</w:t>
       <w:br/>
       <w:br/>
     </w:r>

--- a/tillsyn/A 61520-2024 tillsynsbegäran.docx
+++ b/tillsyn/A 61520-2024 tillsynsbegäran.docx
@@ -240,7 +240,7 @@
     <w:r>
       <w:tab/>
       <w:tab/>
-      <w:t>2025-07-11</w:t>
+      <w:t>2025-07-12</w:t>
       <w:br/>
       <w:br/>
     </w:r>

--- a/tillsyn/A 61520-2024 tillsynsbegäran.docx
+++ b/tillsyn/A 61520-2024 tillsynsbegäran.docx
@@ -240,7 +240,7 @@
     <w:r>
       <w:tab/>
       <w:tab/>
-      <w:t>2025-07-12</w:t>
+      <w:t>2025-07-13</w:t>
       <w:br/>
       <w:br/>
     </w:r>

--- a/tillsyn/A 61520-2024 tillsynsbegäran.docx
+++ b/tillsyn/A 61520-2024 tillsynsbegäran.docx
@@ -240,7 +240,7 @@
     <w:r>
       <w:tab/>
       <w:tab/>
-      <w:t>2025-07-13</w:t>
+      <w:t>2025-07-14</w:t>
       <w:br/>
       <w:br/>
     </w:r>

--- a/tillsyn/A 61520-2024 tillsynsbegäran.docx
+++ b/tillsyn/A 61520-2024 tillsynsbegäran.docx
@@ -240,7 +240,7 @@
     <w:r>
       <w:tab/>
       <w:tab/>
-      <w:t>2025-08-06</w:t>
+      <w:t>2025-08-09</w:t>
       <w:br/>
       <w:br/>
     </w:r>
